--- a/L1-Foundation/CiC_L1_Constitution_V2_2.docx
+++ b/L1-Foundation/CiC_L1_Constitution_V2_2.docx
@@ -61,7 +61,7 @@
           <w:sz w:val="20"/>
           <w:szCs w:val="20"/>
         </w:rPr>
-        <w:t xml:space="preserve">Version 2.2</w:t>
+        <w:t xml:space="preserve">Version 2.3</w:t>
       </w:r>
     </w:p>
     <w:p>
@@ -2345,6 +2345,69 @@
       </w:r>
     </w:p>
     <w:p>
+      <w:r>
+        <w:rPr>
+          <w:b/>
+        </w:rPr>
+        <w:t>On the Scope of “Movement”</w:t>
+      </w:r>
+    </w:p>
+    <w:p>
+      <w:r>
+        <w:t>This is not a sixth conviction. It is a scoping definition, clarifying a term used in Convictions 1 and 3 — “movement” — pursuant to Article 37’s provision for closing a gap in this Constitution’s own governance coverage. It carries a different kind of authority than the five convictions above: the convictions are why this project exists; this section defines the boundary of what the project studies.</w:t>
+      </w:r>
+    </w:p>
+    <w:p>
+      <w:r>
+        <w:t>Convictions 1 and 3 speak of the “movements” of Christ’s Church without defining what qualifies as such a movement — a gap in this Article’s own terms that Article 37 permits closing.</w:t>
+      </w:r>
+    </w:p>
+    <w:p>
+      <w:r>
+        <w:t>A movement is within this project’s scope if its own confession affirms, in its plain historical sense — as a real, actual, and true claim, not merely retained as symbol or metaphor — the following, drawn from the Nicene-Constantinopolitan Creed (Constantinople, 381, ELLC 1988 ecumenical English text, filioque-free):</w:t>
+      </w:r>
+    </w:p>
+    <w:p>
+      <w:r>
+        <w:t>One God, the Father, the Almighty, maker of heaven and earth, of all that is, seen and unseen.</w:t>
+      </w:r>
+    </w:p>
+    <w:p>
+      <w:r>
+        <w:t>Jesus Christ as the only Son of God, eternally begotten of the Father, God from God, Light from Light, true God from true God, begotten not made, of one Being with the Father.</w:t>
+      </w:r>
+    </w:p>
+    <w:p>
+      <w:r>
+        <w:t>Jesus Christ as truly human — incarnate of the Holy Spirit and the Virgin Mary, “became truly human.”</w:t>
+      </w:r>
+    </w:p>
+    <w:p>
+      <w:r>
+        <w:t>Christ’s death under Pontius Pilate, burial, bodily resurrection on the third day, ascension, and his return in glory to judge the living and the dead.</w:t>
+      </w:r>
+    </w:p>
+    <w:p>
+      <w:r>
+        <w:t>The Holy Spirit as Lord and giver of life, worshiped and glorified together with the Father and the Son.</w:t>
+      </w:r>
+    </w:p>
+    <w:p>
+      <w:r>
+        <w:t>This is a doctrinal floor, applied at the point of scope determination — a test of belief, not institutional submission to any council’s authority. A movement need not have recited the Creed, formally adopted it, or existed at a date when doing so was possible.</w:t>
+      </w:r>
+    </w:p>
+    <w:p>
+      <w:r>
+        <w:t>This floor governs which movements may be considered for construction. It is never a standard imposed on any selected world’s own voice (Article 23), and it is never used to suppress a marginalized voice within an included movement (Article 20). This is the authoritative statement of the floor’s content; the Construction Framework’s Step 0 operationalizes it procedurally and must not restate it independently — where the two differ, this Article governs.</w:t>
+      </w:r>
+    </w:p>
+    <w:p>
+      <w:r>
+        <w:t>Cross-references: Conviction 1 and Conviction 3 above, Article 17, Article 20, Article 21, Article 23, Article 31, Article 37.</w:t>
+      </w:r>
+    </w:p>
+    <w:p>
       <w:pPr>
         <w:spacing w:after="120" w:before="300"/>
       </w:pPr>
@@ -8760,7 +8823,7 @@
           <w:sz w:val="22"/>
           <w:szCs w:val="22"/>
         </w:rPr>
-        <w:t xml:space="preserve">a requirement that each formation world’s Source Ecology, Gravity Discovery, and major historical claims receive review by at least one qualified human subject-matter reviewer prior to freeze, where “qualified” means holding recognized scholarly standing in the specific historical or theological subfield the formation world reconstructs, not adjacent or general expertise, and where the reviewer should have no role in that world’s construction, so that review is independent rather than self-confirming</w:t>
+        <w:t xml:space="preserve">a requirement that each formation world’s Source Ecology and its Source Registry, Gravity Discovery, and major historical claims receive review by at least one qualified human subject-matter reviewer prior to freeze, where “qualified” means holding recognized scholarly standing in the specific historical or theological subfield the formation world reconstructs, not adjacent or general expertise, and where the reviewer should have no role in that world’s construction, so that review is independent rather than self-confirming</w:t>
       </w:r>
     </w:p>
     <w:p>
